--- a/Documentazione/2026 03 15_Flusso Anti Duplicazione COBRAL.docx
+++ b/Documentazione/2026 03 15_Flusso Anti Duplicazione COBRAL.docx
@@ -55,7 +55,6 @@
           <w:lang w:eastAsia="it-IT"/>
         </w:rPr>
       </w:pPr>
-      <w:bookmarkStart w:id="0" w:name="_GoBack"/>
       <w:r>
         <w:rPr>
           <w:rFonts w:ascii="Times New Roman" w:eastAsia="Times New Roman" w:hAnsi="Times New Roman" w:cs="Times New Roman"/>
@@ -82,7 +81,6 @@
         <w:t>Duplicazione COBRAL</w:t>
       </w:r>
     </w:p>
-    <w:bookmarkEnd w:id="0"/>
     <w:p>
       <w:pPr>
         <w:spacing w:before="100" w:beforeAutospacing="1" w:after="100" w:afterAutospacing="1" w:line="240" w:lineRule="auto"/>
@@ -126,6 +124,7 @@
           <w:rFonts w:ascii="Times New Roman" w:eastAsia="Times New Roman" w:hAnsi="Times New Roman" w:cs="Times New Roman"/>
           <w:b/>
           <w:bCs/>
+          <w:noProof/>
           <w:sz w:val="27"/>
           <w:szCs w:val="27"/>
           <w:lang w:eastAsia="it-IT"/>
@@ -185,6 +184,7 @@
           <w:rFonts w:ascii="Times New Roman" w:eastAsia="Times New Roman" w:hAnsi="Times New Roman" w:cs="Times New Roman"/>
           <w:b/>
           <w:bCs/>
+          <w:noProof/>
           <w:sz w:val="27"/>
           <w:szCs w:val="27"/>
           <w:lang w:eastAsia="it-IT"/>
@@ -245,6 +245,7 @@
           <w:rFonts w:ascii="Times New Roman" w:eastAsia="Times New Roman" w:hAnsi="Times New Roman" w:cs="Times New Roman"/>
           <w:b/>
           <w:bCs/>
+          <w:noProof/>
           <w:sz w:val="27"/>
           <w:szCs w:val="27"/>
           <w:lang w:eastAsia="it-IT"/>
@@ -289,6 +290,1443 @@
     </w:p>
     <w:p>
       <w:pPr>
+        <w:pStyle w:val="NormaleWeb"/>
+        <w:spacing w:after="0" w:afterAutospacing="0"/>
+        <w:rPr>
+          <w:color w:val="1F1F1F"/>
+        </w:rPr>
+      </w:pPr>
+      <w:r>
+        <w:rPr>
+          <w:color w:val="1F1F1F"/>
+        </w:rPr>
+        <w:t xml:space="preserve">Questa è la parte cruciale per evitare di sporcare i dati. Se non gestiamo bene l'interazione tra </w:t>
+      </w:r>
+      <w:proofErr w:type="spellStart"/>
+      <w:r>
+        <w:rPr>
+          <w:rStyle w:val="CodiceHTML"/>
+          <w:color w:val="444746"/>
+          <w:bdr w:val="none" w:sz="0" w:space="0" w:color="auto" w:frame="1"/>
+        </w:rPr>
+        <w:t>UniqueKey</w:t>
+      </w:r>
+      <w:proofErr w:type="spellEnd"/>
+      <w:r>
+        <w:rPr>
+          <w:color w:val="1F1F1F"/>
+        </w:rPr>
+        <w:t xml:space="preserve"> e </w:t>
+      </w:r>
+      <w:proofErr w:type="spellStart"/>
+      <w:r>
+        <w:rPr>
+          <w:rStyle w:val="CodiceHTML"/>
+          <w:color w:val="444746"/>
+          <w:bdr w:val="none" w:sz="0" w:space="0" w:color="auto" w:frame="1"/>
+        </w:rPr>
+        <w:t>IsProcessed</w:t>
+      </w:r>
+      <w:proofErr w:type="spellEnd"/>
+      <w:r>
+        <w:rPr>
+          <w:color w:val="1F1F1F"/>
+        </w:rPr>
+        <w:t>, rischi di importare due volte la stessa riga o, peggio, di saltare righe che invece andrebbero ricaricate.</w:t>
+      </w:r>
+    </w:p>
+    <w:p>
+      <w:pPr>
+        <w:pStyle w:val="NormaleWeb"/>
+        <w:spacing w:after="150" w:afterAutospacing="0"/>
+        <w:rPr>
+          <w:color w:val="1F1F1F"/>
+        </w:rPr>
+      </w:pPr>
+      <w:r>
+        <w:rPr>
+          <w:color w:val="1F1F1F"/>
+        </w:rPr>
+        <w:t>Ecco l'analisi logica di come dovrebbero interagire:</w:t>
+      </w:r>
+    </w:p>
+    <w:p>
+      <w:pPr>
+        <w:pStyle w:val="Titolo3"/>
+        <w:spacing w:after="120" w:afterAutospacing="0"/>
+        <w:rPr>
+          <w:color w:val="1F1F1F"/>
+        </w:rPr>
+      </w:pPr>
+      <w:r>
+        <w:rPr>
+          <w:color w:val="1F1F1F"/>
+        </w:rPr>
+        <w:t>1. Lo scenario del "Ricaricamento"</w:t>
+      </w:r>
+    </w:p>
+    <w:p>
+      <w:pPr>
+        <w:pStyle w:val="NormaleWeb"/>
+        <w:spacing w:after="0" w:afterAutospacing="0"/>
+        <w:rPr>
+          <w:color w:val="1F1F1F"/>
+        </w:rPr>
+      </w:pPr>
+      <w:r>
+        <w:rPr>
+          <w:color w:val="1F1F1F"/>
+        </w:rPr>
+        <w:t xml:space="preserve">Se un utente importa un file, cancella (o invalida) i prospetti definitivi e vuole ricaricare lo stesso file, la </w:t>
+      </w:r>
+      <w:proofErr w:type="spellStart"/>
+      <w:r>
+        <w:rPr>
+          <w:rStyle w:val="CodiceHTML"/>
+          <w:color w:val="444746"/>
+          <w:bdr w:val="none" w:sz="0" w:space="0" w:color="auto" w:frame="1"/>
+        </w:rPr>
+        <w:t>UniqueKey</w:t>
+      </w:r>
+      <w:proofErr w:type="spellEnd"/>
+      <w:r>
+        <w:rPr>
+          <w:color w:val="1F1F1F"/>
+        </w:rPr>
+        <w:t xml:space="preserve"> risulterà già presente nel database.</w:t>
+      </w:r>
+    </w:p>
+    <w:p>
+      <w:pPr>
+        <w:pStyle w:val="NormaleWeb"/>
+        <w:numPr>
+          <w:ilvl w:val="0"/>
+          <w:numId w:val="14"/>
+        </w:numPr>
+        <w:spacing w:after="0" w:afterAutospacing="0"/>
+        <w:ind w:left="0"/>
+        <w:rPr>
+          <w:color w:val="1F1F1F"/>
+        </w:rPr>
+      </w:pPr>
+      <w:r>
+        <w:rPr>
+          <w:b/>
+          <w:bCs/>
+          <w:color w:val="1F1F1F"/>
+          <w:bdr w:val="none" w:sz="0" w:space="0" w:color="auto" w:frame="1"/>
+        </w:rPr>
+        <w:lastRenderedPageBreak/>
+        <w:t>Regola Logica:</w:t>
+      </w:r>
+      <w:r>
+        <w:rPr>
+          <w:color w:val="1F1F1F"/>
+        </w:rPr>
+        <w:t xml:space="preserve"> Una </w:t>
+      </w:r>
+      <w:proofErr w:type="spellStart"/>
+      <w:r>
+        <w:rPr>
+          <w:rStyle w:val="CodiceHTML"/>
+          <w:color w:val="444746"/>
+          <w:bdr w:val="none" w:sz="0" w:space="0" w:color="auto" w:frame="1"/>
+        </w:rPr>
+        <w:t>UniqueKey</w:t>
+      </w:r>
+      <w:proofErr w:type="spellEnd"/>
+      <w:r>
+        <w:rPr>
+          <w:color w:val="1F1F1F"/>
+        </w:rPr>
+        <w:t xml:space="preserve"> esistente deve bloccare l'importazione </w:t>
+      </w:r>
+      <w:r>
+        <w:rPr>
+          <w:b/>
+          <w:bCs/>
+          <w:color w:val="1F1F1F"/>
+          <w:bdr w:val="none" w:sz="0" w:space="0" w:color="auto" w:frame="1"/>
+        </w:rPr>
+        <w:t>SOLO SE</w:t>
+      </w:r>
+      <w:r>
+        <w:rPr>
+          <w:color w:val="1F1F1F"/>
+        </w:rPr>
+        <w:t xml:space="preserve"> la riga corrispondente ha </w:t>
+      </w:r>
+      <w:proofErr w:type="spellStart"/>
+      <w:r>
+        <w:rPr>
+          <w:rStyle w:val="CodiceHTML"/>
+          <w:color w:val="444746"/>
+          <w:bdr w:val="none" w:sz="0" w:space="0" w:color="auto" w:frame="1"/>
+        </w:rPr>
+        <w:t>IsProcessed</w:t>
+      </w:r>
+      <w:proofErr w:type="spellEnd"/>
+      <w:r>
+        <w:rPr>
+          <w:rStyle w:val="CodiceHTML"/>
+          <w:color w:val="444746"/>
+          <w:bdr w:val="none" w:sz="0" w:space="0" w:color="auto" w:frame="1"/>
+        </w:rPr>
+        <w:t xml:space="preserve"> = 1</w:t>
+      </w:r>
+      <w:r>
+        <w:rPr>
+          <w:color w:val="1F1F1F"/>
+        </w:rPr>
+        <w:t>.</w:t>
+      </w:r>
+    </w:p>
+    <w:p>
+      <w:pPr>
+        <w:pStyle w:val="NormaleWeb"/>
+        <w:numPr>
+          <w:ilvl w:val="0"/>
+          <w:numId w:val="14"/>
+        </w:numPr>
+        <w:spacing w:after="0" w:afterAutospacing="0"/>
+        <w:ind w:left="0"/>
+        <w:rPr>
+          <w:color w:val="1F1F1F"/>
+        </w:rPr>
+      </w:pPr>
+      <w:r>
+        <w:rPr>
+          <w:b/>
+          <w:bCs/>
+          <w:color w:val="1F1F1F"/>
+          <w:bdr w:val="none" w:sz="0" w:space="0" w:color="auto" w:frame="1"/>
+        </w:rPr>
+        <w:t>Perché:</w:t>
+      </w:r>
+      <w:r>
+        <w:rPr>
+          <w:color w:val="1F1F1F"/>
+        </w:rPr>
+        <w:t xml:space="preserve"> Se </w:t>
+      </w:r>
+      <w:proofErr w:type="spellStart"/>
+      <w:r>
+        <w:rPr>
+          <w:rStyle w:val="CodiceHTML"/>
+          <w:color w:val="444746"/>
+          <w:bdr w:val="none" w:sz="0" w:space="0" w:color="auto" w:frame="1"/>
+        </w:rPr>
+        <w:t>IsProcessed</w:t>
+      </w:r>
+      <w:proofErr w:type="spellEnd"/>
+      <w:r>
+        <w:rPr>
+          <w:rStyle w:val="CodiceHTML"/>
+          <w:color w:val="444746"/>
+          <w:bdr w:val="none" w:sz="0" w:space="0" w:color="auto" w:frame="1"/>
+        </w:rPr>
+        <w:t xml:space="preserve"> = 0</w:t>
+      </w:r>
+      <w:r>
+        <w:rPr>
+          <w:color w:val="1F1F1F"/>
+        </w:rPr>
+        <w:t>, significa che quella riga è "parcheggiata" ma non ha ancora generato dati contabili definitivi. Potrebbe essere un residuo di un import fallito o da sovrascrivere.</w:t>
+      </w:r>
+    </w:p>
+    <w:p>
+      <w:pPr>
+        <w:pStyle w:val="Titolo3"/>
+        <w:spacing w:after="0" w:afterAutospacing="0"/>
+        <w:rPr>
+          <w:color w:val="1F1F1F"/>
+        </w:rPr>
+      </w:pPr>
+      <w:r>
+        <w:rPr>
+          <w:color w:val="1F1F1F"/>
+        </w:rPr>
+        <w:t>2. Modifica al metodo di controllo (</w:t>
+      </w:r>
+      <w:proofErr w:type="spellStart"/>
+      <w:r>
+        <w:rPr>
+          <w:rStyle w:val="CodiceHTML"/>
+          <w:color w:val="444746"/>
+          <w:bdr w:val="none" w:sz="0" w:space="0" w:color="auto" w:frame="1"/>
+        </w:rPr>
+        <w:t>ExistsUniqueKey</w:t>
+      </w:r>
+      <w:proofErr w:type="spellEnd"/>
+      <w:r>
+        <w:rPr>
+          <w:color w:val="1F1F1F"/>
+        </w:rPr>
+        <w:t>)</w:t>
+      </w:r>
+    </w:p>
+    <w:p>
+      <w:pPr>
+        <w:pStyle w:val="NormaleWeb"/>
+        <w:spacing w:after="0" w:afterAutospacing="0"/>
+        <w:rPr>
+          <w:color w:val="1F1F1F"/>
+        </w:rPr>
+      </w:pPr>
+      <w:r>
+        <w:rPr>
+          <w:color w:val="1F1F1F"/>
+        </w:rPr>
+        <w:t xml:space="preserve">Attualmente il tuo metodo </w:t>
+      </w:r>
+      <w:proofErr w:type="spellStart"/>
+      <w:r>
+        <w:rPr>
+          <w:rStyle w:val="CodiceHTML"/>
+          <w:color w:val="444746"/>
+          <w:bdr w:val="none" w:sz="0" w:space="0" w:color="auto" w:frame="1"/>
+        </w:rPr>
+        <w:t>ExistsUniqueKey</w:t>
+      </w:r>
+      <w:proofErr w:type="spellEnd"/>
+      <w:r>
+        <w:rPr>
+          <w:color w:val="1F1F1F"/>
+        </w:rPr>
+        <w:t xml:space="preserve"> controlla solo se la chiave esiste. Per essere precisi, dobbiamo sapere se esiste una chiave </w:t>
+      </w:r>
+      <w:r>
+        <w:rPr>
+          <w:b/>
+          <w:bCs/>
+          <w:color w:val="1F1F1F"/>
+          <w:bdr w:val="none" w:sz="0" w:space="0" w:color="auto" w:frame="1"/>
+        </w:rPr>
+        <w:t>già elaborata</w:t>
+      </w:r>
+      <w:r>
+        <w:rPr>
+          <w:color w:val="1F1F1F"/>
+        </w:rPr>
+        <w:t>.</w:t>
+      </w:r>
+    </w:p>
+    <w:p>
+      <w:pPr>
+        <w:pStyle w:val="NormaleWeb"/>
+        <w:spacing w:after="0" w:afterAutospacing="0"/>
+        <w:rPr>
+          <w:color w:val="1F1F1F"/>
+        </w:rPr>
+      </w:pPr>
+      <w:r>
+        <w:rPr>
+          <w:b/>
+          <w:bCs/>
+          <w:color w:val="1F1F1F"/>
+          <w:bdr w:val="none" w:sz="0" w:space="0" w:color="auto" w:frame="1"/>
+        </w:rPr>
+        <w:t>Cosa mi serve confermare da te:</w:t>
+      </w:r>
+    </w:p>
+    <w:p>
+      <w:pPr>
+        <w:pStyle w:val="NormaleWeb"/>
+        <w:spacing w:after="0" w:afterAutospacing="0"/>
+        <w:rPr>
+          <w:color w:val="1F1F1F"/>
+        </w:rPr>
+      </w:pPr>
+      <w:r>
+        <w:rPr>
+          <w:color w:val="1F1F1F"/>
+        </w:rPr>
+        <w:t xml:space="preserve">Nel database, se trovi una </w:t>
+      </w:r>
+      <w:proofErr w:type="spellStart"/>
+      <w:r>
+        <w:rPr>
+          <w:rStyle w:val="CodiceHTML"/>
+          <w:color w:val="444746"/>
+          <w:bdr w:val="none" w:sz="0" w:space="0" w:color="auto" w:frame="1"/>
+        </w:rPr>
+        <w:t>UniqueKey</w:t>
+      </w:r>
+      <w:proofErr w:type="spellEnd"/>
+      <w:r>
+        <w:rPr>
+          <w:color w:val="1F1F1F"/>
+        </w:rPr>
+        <w:t xml:space="preserve"> identica per lo stesso mandatario, ma </w:t>
+      </w:r>
+      <w:proofErr w:type="spellStart"/>
+      <w:r>
+        <w:rPr>
+          <w:rStyle w:val="CodiceHTML"/>
+          <w:color w:val="444746"/>
+          <w:bdr w:val="none" w:sz="0" w:space="0" w:color="auto" w:frame="1"/>
+        </w:rPr>
+        <w:t>IsProcessed</w:t>
+      </w:r>
+      <w:proofErr w:type="spellEnd"/>
+      <w:r>
+        <w:rPr>
+          <w:color w:val="1F1F1F"/>
+        </w:rPr>
+        <w:t xml:space="preserve"> è </w:t>
+      </w:r>
+      <w:r>
+        <w:rPr>
+          <w:rStyle w:val="CodiceHTML"/>
+          <w:color w:val="444746"/>
+          <w:bdr w:val="none" w:sz="0" w:space="0" w:color="auto" w:frame="1"/>
+        </w:rPr>
+        <w:t>0</w:t>
+      </w:r>
+      <w:r>
+        <w:rPr>
+          <w:color w:val="1F1F1F"/>
+        </w:rPr>
+        <w:t>, cosa vuoi fare?</w:t>
+      </w:r>
+    </w:p>
+    <w:p>
+      <w:pPr>
+        <w:pStyle w:val="NormaleWeb"/>
+        <w:numPr>
+          <w:ilvl w:val="0"/>
+          <w:numId w:val="15"/>
+        </w:numPr>
+        <w:spacing w:after="0" w:afterAutospacing="0"/>
+        <w:ind w:left="0"/>
+        <w:rPr>
+          <w:color w:val="1F1F1F"/>
+        </w:rPr>
+      </w:pPr>
+      <w:r>
+        <w:rPr>
+          <w:b/>
+          <w:bCs/>
+          <w:color w:val="1F1F1F"/>
+          <w:bdr w:val="none" w:sz="0" w:space="0" w:color="auto" w:frame="1"/>
+        </w:rPr>
+        <w:t>Sovrascrivere</w:t>
+      </w:r>
+      <w:r>
+        <w:rPr>
+          <w:color w:val="1F1F1F"/>
+        </w:rPr>
+        <w:t xml:space="preserve"> la riga esistente?</w:t>
+      </w:r>
+    </w:p>
+    <w:p>
+      <w:pPr>
+        <w:pStyle w:val="NormaleWeb"/>
+        <w:numPr>
+          <w:ilvl w:val="0"/>
+          <w:numId w:val="15"/>
+        </w:numPr>
+        <w:spacing w:after="0" w:afterAutospacing="0"/>
+        <w:ind w:left="0"/>
+        <w:rPr>
+          <w:color w:val="1F1F1F"/>
+        </w:rPr>
+      </w:pPr>
+      <w:r>
+        <w:rPr>
+          <w:b/>
+          <w:bCs/>
+          <w:color w:val="1F1F1F"/>
+          <w:bdr w:val="none" w:sz="0" w:space="0" w:color="auto" w:frame="1"/>
+        </w:rPr>
+        <w:t>Saltare</w:t>
+      </w:r>
+      <w:r>
+        <w:rPr>
+          <w:color w:val="1F1F1F"/>
+        </w:rPr>
+        <w:t xml:space="preserve"> comunque perché la riga è già presente (anche se non elaborata)?</w:t>
+      </w:r>
+    </w:p>
+    <w:p>
+      <w:pPr>
+        <w:pStyle w:val="NormaleWeb"/>
+        <w:numPr>
+          <w:ilvl w:val="0"/>
+          <w:numId w:val="15"/>
+        </w:numPr>
+        <w:spacing w:after="0" w:afterAutospacing="0"/>
+        <w:ind w:left="0"/>
+        <w:rPr>
+          <w:color w:val="1F1F1F"/>
+        </w:rPr>
+      </w:pPr>
+      <w:r>
+        <w:rPr>
+          <w:b/>
+          <w:bCs/>
+          <w:color w:val="1F1F1F"/>
+          <w:bdr w:val="none" w:sz="0" w:space="0" w:color="auto" w:frame="1"/>
+        </w:rPr>
+        <w:t>Cancellare</w:t>
+      </w:r>
+      <w:r>
+        <w:rPr>
+          <w:color w:val="1F1F1F"/>
+        </w:rPr>
+        <w:t xml:space="preserve"> le vecchie righe </w:t>
+      </w:r>
+      <w:proofErr w:type="spellStart"/>
+      <w:r>
+        <w:rPr>
+          <w:rStyle w:val="CodiceHTML"/>
+          <w:color w:val="444746"/>
+          <w:bdr w:val="none" w:sz="0" w:space="0" w:color="auto" w:frame="1"/>
+        </w:rPr>
+        <w:t>IsProcessed</w:t>
+      </w:r>
+      <w:proofErr w:type="spellEnd"/>
+      <w:r>
+        <w:rPr>
+          <w:rStyle w:val="CodiceHTML"/>
+          <w:color w:val="444746"/>
+          <w:bdr w:val="none" w:sz="0" w:space="0" w:color="auto" w:frame="1"/>
+        </w:rPr>
+        <w:t xml:space="preserve"> = 0</w:t>
+      </w:r>
+      <w:r>
+        <w:rPr>
+          <w:color w:val="1F1F1F"/>
+        </w:rPr>
+        <w:t xml:space="preserve"> prima di iniziare il nuovo import?</w:t>
+      </w:r>
+    </w:p>
+    <w:p>
+      <w:pPr>
+        <w:pStyle w:val="NormaleWeb"/>
+        <w:spacing w:after="0" w:afterAutospacing="0"/>
+        <w:rPr>
+          <w:color w:val="1F1F1F"/>
+        </w:rPr>
+      </w:pPr>
+      <w:r>
+        <w:rPr>
+          <w:color w:val="1F1F1F"/>
+        </w:rPr>
+        <w:t xml:space="preserve">In base alla tua scelta, dovremo modificare la </w:t>
+      </w:r>
+      <w:proofErr w:type="spellStart"/>
+      <w:r>
+        <w:rPr>
+          <w:color w:val="1F1F1F"/>
+        </w:rPr>
+        <w:t>query</w:t>
+      </w:r>
+      <w:proofErr w:type="spellEnd"/>
+      <w:r>
+        <w:rPr>
+          <w:color w:val="1F1F1F"/>
+        </w:rPr>
+        <w:t xml:space="preserve"> in </w:t>
+      </w:r>
+      <w:proofErr w:type="spellStart"/>
+      <w:r>
+        <w:rPr>
+          <w:rStyle w:val="CodiceHTML"/>
+          <w:color w:val="444746"/>
+          <w:bdr w:val="none" w:sz="0" w:space="0" w:color="auto" w:frame="1"/>
+        </w:rPr>
+        <w:t>ExistsUniqueKey</w:t>
+      </w:r>
+      <w:proofErr w:type="spellEnd"/>
+      <w:r>
+        <w:rPr>
+          <w:color w:val="1F1F1F"/>
+        </w:rPr>
+        <w:t xml:space="preserve"> o la logica nel servizio che chiama il </w:t>
+      </w:r>
+      <w:proofErr w:type="spellStart"/>
+      <w:r>
+        <w:rPr>
+          <w:color w:val="1F1F1F"/>
+        </w:rPr>
+        <w:t>Repository</w:t>
+      </w:r>
+      <w:proofErr w:type="spellEnd"/>
+      <w:r>
+        <w:rPr>
+          <w:color w:val="1F1F1F"/>
+        </w:rPr>
+        <w:t>.</w:t>
+      </w:r>
+    </w:p>
+    <w:p>
+      <w:pPr>
+        <w:pStyle w:val="NormaleWeb"/>
+        <w:spacing w:after="0" w:afterAutospacing="0"/>
+        <w:rPr>
+          <w:color w:val="1F1F1F"/>
+        </w:rPr>
+      </w:pPr>
+      <w:r>
+        <w:rPr>
+          <w:b/>
+          <w:bCs/>
+          <w:color w:val="1F1F1F"/>
+          <w:bdr w:val="none" w:sz="0" w:space="0" w:color="auto" w:frame="1"/>
+        </w:rPr>
+        <w:t>Cosa preferisci fare a livello di business?</w:t>
+      </w:r>
+    </w:p>
+    <w:p>
+      <w:pPr>
+        <w:pStyle w:val="NormaleWeb"/>
+        <w:rPr>
+          <w:highlight w:val="yellow"/>
+        </w:rPr>
+      </w:pPr>
+      <w:r>
+        <w:rPr>
+          <w:highlight w:val="yellow"/>
+        </w:rPr>
+        <w:t xml:space="preserve">Ottima scelta. Lo </w:t>
+      </w:r>
+      <w:r>
+        <w:rPr>
+          <w:b/>
+          <w:bCs/>
+          <w:highlight w:val="yellow"/>
+        </w:rPr>
+        <w:t xml:space="preserve">Scenario </w:t>
+      </w:r>
+      <w:proofErr w:type="gramStart"/>
+      <w:r>
+        <w:rPr>
+          <w:b/>
+          <w:bCs/>
+          <w:highlight w:val="yellow"/>
+        </w:rPr>
+        <w:t>C</w:t>
+      </w:r>
+      <w:r>
+        <w:rPr>
+          <w:highlight w:val="yellow"/>
+        </w:rPr>
+        <w:t xml:space="preserve"> è</w:t>
+      </w:r>
+      <w:proofErr w:type="gramEnd"/>
+      <w:r>
+        <w:rPr>
+          <w:highlight w:val="yellow"/>
+        </w:rPr>
+        <w:t xml:space="preserve"> il più robusto perché garantisce che la tabella di "appoggio" (</w:t>
+      </w:r>
+      <w:proofErr w:type="spellStart"/>
+      <w:r>
+        <w:rPr>
+          <w:rStyle w:val="CodiceHTML"/>
+          <w:highlight w:val="yellow"/>
+        </w:rPr>
+        <w:t>ImportCobral</w:t>
+      </w:r>
+      <w:proofErr w:type="spellEnd"/>
+      <w:r>
+        <w:rPr>
+          <w:highlight w:val="yellow"/>
+        </w:rPr>
+        <w:t>) sia sempre pulita e che i controlli di duplicazione avvengano solo contro i dati già consolidati (quelli che hanno già generato fatture o prospetti).</w:t>
+      </w:r>
+      <w:r>
+        <w:t xml:space="preserve"> </w:t>
+      </w:r>
+      <w:r>
+        <w:t xml:space="preserve">Analisi corretta. Per darti il consiglio </w:t>
+      </w:r>
+      <w:bookmarkStart w:id="0" w:name="_GoBack"/>
+      <w:bookmarkEnd w:id="0"/>
+      <w:r>
+        <w:rPr>
+          <w:highlight w:val="yellow"/>
+        </w:rPr>
+        <w:t xml:space="preserve">giusto, dobbiamo guardare in faccia la realtà tecnica: se la </w:t>
+      </w:r>
+      <w:proofErr w:type="spellStart"/>
+      <w:r>
+        <w:rPr>
+          <w:b/>
+          <w:bCs/>
+          <w:highlight w:val="yellow"/>
+        </w:rPr>
+        <w:t>UniqueKey</w:t>
+      </w:r>
+      <w:proofErr w:type="spellEnd"/>
+      <w:r>
+        <w:rPr>
+          <w:highlight w:val="yellow"/>
+        </w:rPr>
+        <w:t xml:space="preserve"> è davvero unica (es. Mandatario + Anno + Numero Fattura), la sua presenza nel DB è un "muro".</w:t>
+      </w:r>
+    </w:p>
+    <w:p>
+      <w:pPr>
+        <w:pStyle w:val="NormaleWeb"/>
+        <w:rPr>
+          <w:highlight w:val="yellow"/>
+        </w:rPr>
+      </w:pPr>
+      <w:r>
+        <w:rPr>
+          <w:highlight w:val="yellow"/>
+        </w:rPr>
+        <w:t xml:space="preserve">Ecco i tre scenari possibili e quello che ti </w:t>
+      </w:r>
+      <w:r>
+        <w:rPr>
+          <w:b/>
+          <w:bCs/>
+          <w:highlight w:val="yellow"/>
+        </w:rPr>
+        <w:t>consiglio vivamente</w:t>
+      </w:r>
+      <w:r>
+        <w:rPr>
+          <w:highlight w:val="yellow"/>
+        </w:rPr>
+        <w:t xml:space="preserve"> per non perdere dati e non creare duplicati:</w:t>
+      </w:r>
+    </w:p>
+    <w:p>
+      <w:pPr>
+        <w:pStyle w:val="Titolo3"/>
+        <w:rPr>
+          <w:highlight w:val="yellow"/>
+        </w:rPr>
+      </w:pPr>
+      <w:r>
+        <w:rPr>
+          <w:highlight w:val="yellow"/>
+        </w:rPr>
+        <w:t>Scenario A: Il blocco totale (Sicuro ma rigido)</w:t>
+      </w:r>
+    </w:p>
+    <w:p>
+      <w:pPr>
+        <w:pStyle w:val="NormaleWeb"/>
+        <w:rPr>
+          <w:highlight w:val="yellow"/>
+        </w:rPr>
+      </w:pPr>
+      <w:r>
+        <w:rPr>
+          <w:highlight w:val="yellow"/>
+        </w:rPr>
+        <w:t xml:space="preserve">La </w:t>
+      </w:r>
+      <w:proofErr w:type="spellStart"/>
+      <w:r>
+        <w:rPr>
+          <w:highlight w:val="yellow"/>
+        </w:rPr>
+        <w:t>query</w:t>
+      </w:r>
+      <w:proofErr w:type="spellEnd"/>
+      <w:r>
+        <w:rPr>
+          <w:highlight w:val="yellow"/>
+        </w:rPr>
+        <w:t xml:space="preserve"> </w:t>
+      </w:r>
+      <w:proofErr w:type="spellStart"/>
+      <w:r>
+        <w:rPr>
+          <w:rStyle w:val="CodiceHTML"/>
+          <w:highlight w:val="yellow"/>
+        </w:rPr>
+        <w:t>ExistsUniqueKey</w:t>
+      </w:r>
+      <w:proofErr w:type="spellEnd"/>
+      <w:r>
+        <w:rPr>
+          <w:highlight w:val="yellow"/>
+        </w:rPr>
+        <w:t xml:space="preserve"> resta così com'è. Se la chiave esiste, l'import fallisce o salta la riga.</w:t>
+      </w:r>
+    </w:p>
+    <w:p>
+      <w:pPr>
+        <w:pStyle w:val="NormaleWeb"/>
+        <w:numPr>
+          <w:ilvl w:val="0"/>
+          <w:numId w:val="16"/>
+        </w:numPr>
+        <w:rPr>
+          <w:highlight w:val="yellow"/>
+        </w:rPr>
+      </w:pPr>
+      <w:r>
+        <w:rPr>
+          <w:b/>
+          <w:bCs/>
+          <w:highlight w:val="yellow"/>
+        </w:rPr>
+        <w:t>Pro:</w:t>
+      </w:r>
+      <w:r>
+        <w:rPr>
+          <w:highlight w:val="yellow"/>
+        </w:rPr>
+        <w:t xml:space="preserve"> Zero rischi di duplicati.</w:t>
+      </w:r>
+    </w:p>
+    <w:p>
+      <w:pPr>
+        <w:pStyle w:val="NormaleWeb"/>
+        <w:numPr>
+          <w:ilvl w:val="0"/>
+          <w:numId w:val="16"/>
+        </w:numPr>
+        <w:rPr>
+          <w:highlight w:val="yellow"/>
+        </w:rPr>
+      </w:pPr>
+      <w:r>
+        <w:rPr>
+          <w:b/>
+          <w:bCs/>
+          <w:highlight w:val="yellow"/>
+        </w:rPr>
+        <w:t>Contro:</w:t>
+      </w:r>
+      <w:r>
+        <w:rPr>
+          <w:highlight w:val="yellow"/>
+        </w:rPr>
+        <w:t xml:space="preserve"> Se un import si interrompe a metà, devi cancellare a mano le righe caricate per poter riprovare, altrimenti la </w:t>
+      </w:r>
+      <w:proofErr w:type="spellStart"/>
+      <w:r>
+        <w:rPr>
+          <w:rStyle w:val="CodiceHTML"/>
+          <w:highlight w:val="yellow"/>
+        </w:rPr>
+        <w:t>UniqueKey</w:t>
+      </w:r>
+      <w:proofErr w:type="spellEnd"/>
+      <w:r>
+        <w:rPr>
+          <w:highlight w:val="yellow"/>
+        </w:rPr>
+        <w:t xml:space="preserve"> risulterà sempre "occupata".</w:t>
+      </w:r>
+    </w:p>
+    <w:p>
+      <w:pPr>
+        <w:pStyle w:val="Titolo3"/>
+        <w:rPr>
+          <w:highlight w:val="yellow"/>
+        </w:rPr>
+      </w:pPr>
+      <w:r>
+        <w:rPr>
+          <w:highlight w:val="yellow"/>
+        </w:rPr>
+        <w:t>Scenario B: Il filtro sullo stato (Flessibile)</w:t>
+      </w:r>
+    </w:p>
+    <w:p>
+      <w:pPr>
+        <w:pStyle w:val="NormaleWeb"/>
+        <w:rPr>
+          <w:highlight w:val="yellow"/>
+        </w:rPr>
+      </w:pPr>
+      <w:r>
+        <w:rPr>
+          <w:highlight w:val="yellow"/>
+        </w:rPr>
+        <w:t xml:space="preserve">Modifichiamo la </w:t>
+      </w:r>
+      <w:proofErr w:type="spellStart"/>
+      <w:r>
+        <w:rPr>
+          <w:highlight w:val="yellow"/>
+        </w:rPr>
+        <w:t>query</w:t>
+      </w:r>
+      <w:proofErr w:type="spellEnd"/>
+      <w:r>
+        <w:rPr>
+          <w:highlight w:val="yellow"/>
+        </w:rPr>
+        <w:t xml:space="preserve"> per cercare solo le chiavi </w:t>
+      </w:r>
+      <w:r>
+        <w:rPr>
+          <w:b/>
+          <w:bCs/>
+          <w:highlight w:val="yellow"/>
+        </w:rPr>
+        <w:t>già elaborate</w:t>
+      </w:r>
+      <w:r>
+        <w:rPr>
+          <w:highlight w:val="yellow"/>
+        </w:rPr>
+        <w:t xml:space="preserve">: </w:t>
+      </w:r>
+      <w:r>
+        <w:rPr>
+          <w:rStyle w:val="CodiceHTML"/>
+          <w:highlight w:val="yellow"/>
+        </w:rPr>
+        <w:t xml:space="preserve">WHERE </w:t>
+      </w:r>
+      <w:proofErr w:type="spellStart"/>
+      <w:r>
+        <w:rPr>
+          <w:rStyle w:val="CodiceHTML"/>
+          <w:highlight w:val="yellow"/>
+        </w:rPr>
+        <w:t>UniqueKey</w:t>
+      </w:r>
+      <w:proofErr w:type="spellEnd"/>
+      <w:r>
+        <w:rPr>
+          <w:rStyle w:val="CodiceHTML"/>
+          <w:highlight w:val="yellow"/>
+        </w:rPr>
+        <w:t xml:space="preserve"> = @</w:t>
+      </w:r>
+      <w:proofErr w:type="spellStart"/>
+      <w:r>
+        <w:rPr>
+          <w:rStyle w:val="CodiceHTML"/>
+          <w:highlight w:val="yellow"/>
+        </w:rPr>
+        <w:t>UniqueKey</w:t>
+      </w:r>
+      <w:proofErr w:type="spellEnd"/>
+      <w:r>
+        <w:rPr>
+          <w:rStyle w:val="CodiceHTML"/>
+          <w:highlight w:val="yellow"/>
+        </w:rPr>
+        <w:t xml:space="preserve"> AND </w:t>
+      </w:r>
+      <w:proofErr w:type="spellStart"/>
+      <w:r>
+        <w:rPr>
+          <w:rStyle w:val="CodiceHTML"/>
+          <w:highlight w:val="yellow"/>
+        </w:rPr>
+        <w:t>IdMandatario</w:t>
+      </w:r>
+      <w:proofErr w:type="spellEnd"/>
+      <w:r>
+        <w:rPr>
+          <w:rStyle w:val="CodiceHTML"/>
+          <w:highlight w:val="yellow"/>
+        </w:rPr>
+        <w:t xml:space="preserve"> = @</w:t>
+      </w:r>
+      <w:proofErr w:type="spellStart"/>
+      <w:r>
+        <w:rPr>
+          <w:rStyle w:val="CodiceHTML"/>
+          <w:highlight w:val="yellow"/>
+        </w:rPr>
+        <w:t>IdMandatario</w:t>
+      </w:r>
+      <w:proofErr w:type="spellEnd"/>
+      <w:r>
+        <w:rPr>
+          <w:rStyle w:val="CodiceHTML"/>
+          <w:highlight w:val="yellow"/>
+        </w:rPr>
+        <w:t xml:space="preserve"> AND </w:t>
+      </w:r>
+      <w:proofErr w:type="spellStart"/>
+      <w:r>
+        <w:rPr>
+          <w:rStyle w:val="CodiceHTML"/>
+          <w:highlight w:val="yellow"/>
+        </w:rPr>
+        <w:t>IsProcessed</w:t>
+      </w:r>
+      <w:proofErr w:type="spellEnd"/>
+      <w:r>
+        <w:rPr>
+          <w:rStyle w:val="CodiceHTML"/>
+          <w:highlight w:val="yellow"/>
+        </w:rPr>
+        <w:t xml:space="preserve"> = 1</w:t>
+      </w:r>
+    </w:p>
+    <w:p>
+      <w:pPr>
+        <w:pStyle w:val="NormaleWeb"/>
+        <w:numPr>
+          <w:ilvl w:val="0"/>
+          <w:numId w:val="17"/>
+        </w:numPr>
+        <w:rPr>
+          <w:highlight w:val="yellow"/>
+        </w:rPr>
+      </w:pPr>
+      <w:r>
+        <w:rPr>
+          <w:b/>
+          <w:bCs/>
+          <w:highlight w:val="yellow"/>
+        </w:rPr>
+        <w:t>Pro:</w:t>
+      </w:r>
+      <w:r>
+        <w:rPr>
+          <w:highlight w:val="yellow"/>
+        </w:rPr>
+        <w:t xml:space="preserve"> Ti permette di ricaricare file che erano stati caricati ma mai "chiusi" (es. errori di validazione).</w:t>
+      </w:r>
+    </w:p>
+    <w:p>
+      <w:pPr>
+        <w:pStyle w:val="NormaleWeb"/>
+        <w:numPr>
+          <w:ilvl w:val="0"/>
+          <w:numId w:val="17"/>
+        </w:numPr>
+        <w:rPr>
+          <w:highlight w:val="yellow"/>
+        </w:rPr>
+      </w:pPr>
+      <w:r>
+        <w:rPr>
+          <w:b/>
+          <w:bCs/>
+          <w:highlight w:val="yellow"/>
+        </w:rPr>
+        <w:t>Contro:</w:t>
+      </w:r>
+      <w:r>
+        <w:rPr>
+          <w:highlight w:val="yellow"/>
+        </w:rPr>
+        <w:t xml:space="preserve"> Se non gestisci bene la pulizia, potresti ritrovarti con 2 righe identiche con </w:t>
+      </w:r>
+      <w:proofErr w:type="spellStart"/>
+      <w:r>
+        <w:rPr>
+          <w:rStyle w:val="CodiceHTML"/>
+          <w:highlight w:val="yellow"/>
+        </w:rPr>
+        <w:t>IsProcessed</w:t>
+      </w:r>
+      <w:proofErr w:type="spellEnd"/>
+      <w:r>
+        <w:rPr>
+          <w:rStyle w:val="CodiceHTML"/>
+          <w:highlight w:val="yellow"/>
+        </w:rPr>
+        <w:t xml:space="preserve"> = 0</w:t>
+      </w:r>
+      <w:r>
+        <w:rPr>
+          <w:highlight w:val="yellow"/>
+        </w:rPr>
+        <w:t>, creando confusione su quale sia quella "buona".</w:t>
+      </w:r>
+    </w:p>
+    <w:p>
+      <w:pPr>
+        <w:pStyle w:val="Titolo3"/>
+        <w:rPr>
+          <w:highlight w:val="yellow"/>
+        </w:rPr>
+      </w:pPr>
+      <w:r>
+        <w:rPr>
+          <w:highlight w:val="yellow"/>
+        </w:rPr>
+        <w:lastRenderedPageBreak/>
+        <w:t>Scenario C: Il consiglio tecnico (La "Bonifica")</w:t>
+      </w:r>
+    </w:p>
+    <w:p>
+      <w:pPr>
+        <w:pStyle w:val="NormaleWeb"/>
+        <w:rPr>
+          <w:highlight w:val="yellow"/>
+        </w:rPr>
+      </w:pPr>
+      <w:r>
+        <w:rPr>
+          <w:highlight w:val="yellow"/>
+        </w:rPr>
+        <w:t>È l'approccio più professionale e pulito. La logica dovrebbe essere questa:</w:t>
+      </w:r>
+    </w:p>
+    <w:p>
+      <w:pPr>
+        <w:pStyle w:val="NormaleWeb"/>
+        <w:numPr>
+          <w:ilvl w:val="0"/>
+          <w:numId w:val="18"/>
+        </w:numPr>
+        <w:rPr>
+          <w:highlight w:val="yellow"/>
+        </w:rPr>
+      </w:pPr>
+      <w:r>
+        <w:rPr>
+          <w:b/>
+          <w:bCs/>
+          <w:highlight w:val="yellow"/>
+        </w:rPr>
+        <w:t>Prima di importare:</w:t>
+      </w:r>
+      <w:r>
+        <w:rPr>
+          <w:highlight w:val="yellow"/>
+        </w:rPr>
+        <w:t xml:space="preserve"> Il sistema controlla se ci sono righe per quel file/mandatario con </w:t>
+      </w:r>
+      <w:proofErr w:type="spellStart"/>
+      <w:r>
+        <w:rPr>
+          <w:rStyle w:val="CodiceHTML"/>
+          <w:highlight w:val="yellow"/>
+        </w:rPr>
+        <w:t>IsProcessed</w:t>
+      </w:r>
+      <w:proofErr w:type="spellEnd"/>
+      <w:r>
+        <w:rPr>
+          <w:rStyle w:val="CodiceHTML"/>
+          <w:highlight w:val="yellow"/>
+        </w:rPr>
+        <w:t xml:space="preserve"> = 0</w:t>
+      </w:r>
+      <w:r>
+        <w:rPr>
+          <w:highlight w:val="yellow"/>
+        </w:rPr>
+        <w:t>.</w:t>
+      </w:r>
+    </w:p>
+    <w:p>
+      <w:pPr>
+        <w:pStyle w:val="NormaleWeb"/>
+        <w:numPr>
+          <w:ilvl w:val="0"/>
+          <w:numId w:val="18"/>
+        </w:numPr>
+        <w:rPr>
+          <w:highlight w:val="yellow"/>
+        </w:rPr>
+      </w:pPr>
+      <w:r>
+        <w:rPr>
+          <w:b/>
+          <w:bCs/>
+          <w:highlight w:val="yellow"/>
+        </w:rPr>
+        <w:t>Se esistono:</w:t>
+      </w:r>
+      <w:r>
+        <w:rPr>
+          <w:highlight w:val="yellow"/>
+        </w:rPr>
+        <w:t xml:space="preserve"> Le cancella (usando il tuo metodo </w:t>
+      </w:r>
+      <w:proofErr w:type="spellStart"/>
+      <w:r>
+        <w:rPr>
+          <w:rStyle w:val="CodiceHTML"/>
+          <w:highlight w:val="yellow"/>
+        </w:rPr>
+        <w:t>DeleteByFileImportatoId</w:t>
+      </w:r>
+      <w:proofErr w:type="spellEnd"/>
+      <w:r>
+        <w:rPr>
+          <w:highlight w:val="yellow"/>
+        </w:rPr>
+        <w:t>).</w:t>
+      </w:r>
+    </w:p>
+    <w:p>
+      <w:pPr>
+        <w:pStyle w:val="NormaleWeb"/>
+        <w:numPr>
+          <w:ilvl w:val="0"/>
+          <w:numId w:val="18"/>
+        </w:numPr>
+        <w:rPr>
+          <w:highlight w:val="yellow"/>
+        </w:rPr>
+      </w:pPr>
+      <w:r>
+        <w:rPr>
+          <w:b/>
+          <w:bCs/>
+          <w:highlight w:val="yellow"/>
+        </w:rPr>
+        <w:t>Poi importa:</w:t>
+      </w:r>
+      <w:r>
+        <w:rPr>
+          <w:highlight w:val="yellow"/>
+        </w:rPr>
+        <w:t xml:space="preserve"> Scrive le nuove righe.</w:t>
+      </w:r>
+    </w:p>
+    <w:p>
+      <w:pPr>
+        <w:pStyle w:val="NormaleWeb"/>
+        <w:numPr>
+          <w:ilvl w:val="0"/>
+          <w:numId w:val="18"/>
+        </w:numPr>
+        <w:rPr>
+          <w:highlight w:val="yellow"/>
+        </w:rPr>
+      </w:pPr>
+      <w:r>
+        <w:rPr>
+          <w:b/>
+          <w:bCs/>
+          <w:highlight w:val="yellow"/>
+        </w:rPr>
+        <w:t xml:space="preserve">Controllo </w:t>
+      </w:r>
+      <w:proofErr w:type="spellStart"/>
+      <w:r>
+        <w:rPr>
+          <w:b/>
+          <w:bCs/>
+          <w:highlight w:val="yellow"/>
+        </w:rPr>
+        <w:t>UniqueKey</w:t>
+      </w:r>
+      <w:proofErr w:type="spellEnd"/>
+      <w:r>
+        <w:rPr>
+          <w:b/>
+          <w:bCs/>
+          <w:highlight w:val="yellow"/>
+        </w:rPr>
+        <w:t>:</w:t>
+      </w:r>
+      <w:r>
+        <w:rPr>
+          <w:highlight w:val="yellow"/>
+        </w:rPr>
+        <w:t xml:space="preserve"> Il controllo </w:t>
+      </w:r>
+      <w:proofErr w:type="spellStart"/>
+      <w:r>
+        <w:rPr>
+          <w:rStyle w:val="CodiceHTML"/>
+          <w:highlight w:val="yellow"/>
+        </w:rPr>
+        <w:t>ExistsUniqueKey</w:t>
+      </w:r>
+      <w:proofErr w:type="spellEnd"/>
+      <w:r>
+        <w:rPr>
+          <w:highlight w:val="yellow"/>
+        </w:rPr>
+        <w:t xml:space="preserve"> deve cercare </w:t>
+      </w:r>
+      <w:r>
+        <w:rPr>
+          <w:b/>
+          <w:bCs/>
+          <w:highlight w:val="yellow"/>
+        </w:rPr>
+        <w:t>solo</w:t>
+      </w:r>
+      <w:r>
+        <w:rPr>
+          <w:highlight w:val="yellow"/>
+        </w:rPr>
+        <w:t xml:space="preserve"> tra i record che hanno </w:t>
+      </w:r>
+      <w:proofErr w:type="spellStart"/>
+      <w:r>
+        <w:rPr>
+          <w:rStyle w:val="CodiceHTML"/>
+          <w:highlight w:val="yellow"/>
+        </w:rPr>
+        <w:t>IsProcessed</w:t>
+      </w:r>
+      <w:proofErr w:type="spellEnd"/>
+      <w:r>
+        <w:rPr>
+          <w:rStyle w:val="CodiceHTML"/>
+          <w:highlight w:val="yellow"/>
+        </w:rPr>
+        <w:t xml:space="preserve"> = 1</w:t>
+      </w:r>
+      <w:r>
+        <w:rPr>
+          <w:highlight w:val="yellow"/>
+        </w:rPr>
+        <w:t xml:space="preserve"> (ovvero quelli già diventati definitivi e intoccabili).</w:t>
+      </w:r>
+    </w:p>
+    <w:p>
+      <w:pPr>
+        <w:rPr>
+          <w:highlight w:val="yellow"/>
+        </w:rPr>
+      </w:pPr>
+      <w:r>
+        <w:rPr>
+          <w:highlight w:val="yellow"/>
+        </w:rPr>
+        <w:pict>
+          <v:rect id="_x0000_i1031" style="width:0;height:1.5pt" o:hralign="center" o:hrstd="t" o:hr="t" fillcolor="#a0a0a0" stroked="f"/>
+        </w:pict>
+      </w:r>
+    </w:p>
+    <w:p>
+      <w:pPr>
+        <w:pStyle w:val="Titolo3"/>
+        <w:rPr>
+          <w:highlight w:val="yellow"/>
+        </w:rPr>
+      </w:pPr>
+      <w:r>
+        <w:rPr>
+          <w:highlight w:val="yellow"/>
+        </w:rPr>
+        <w:t>Il mio consiglio definitivo</w:t>
+      </w:r>
+    </w:p>
+    <w:p>
+      <w:pPr>
+        <w:pStyle w:val="NormaleWeb"/>
+        <w:rPr>
+          <w:highlight w:val="yellow"/>
+        </w:rPr>
+      </w:pPr>
+      <w:r>
+        <w:rPr>
+          <w:highlight w:val="yellow"/>
+        </w:rPr>
+        <w:t xml:space="preserve">Ti consiglio di modificare la funzione </w:t>
+      </w:r>
+      <w:proofErr w:type="spellStart"/>
+      <w:r>
+        <w:rPr>
+          <w:rStyle w:val="CodiceHTML"/>
+          <w:highlight w:val="yellow"/>
+        </w:rPr>
+        <w:t>ExistsUniqueKey</w:t>
+      </w:r>
+      <w:proofErr w:type="spellEnd"/>
+      <w:r>
+        <w:rPr>
+          <w:highlight w:val="yellow"/>
+        </w:rPr>
+        <w:t xml:space="preserve"> per proteggere solo ciò che è già stato elaborato. Se una riga è nel DB ma </w:t>
+      </w:r>
+      <w:r>
+        <w:rPr>
+          <w:b/>
+          <w:bCs/>
+          <w:highlight w:val="yellow"/>
+        </w:rPr>
+        <w:t>non</w:t>
+      </w:r>
+      <w:r>
+        <w:rPr>
+          <w:highlight w:val="yellow"/>
+        </w:rPr>
+        <w:t xml:space="preserve"> è stata elaborata, deve poter essere sovrascritta o ricaricata.</w:t>
+      </w:r>
+    </w:p>
+    <w:p>
+      <w:pPr>
+        <w:pStyle w:val="NormaleWeb"/>
+      </w:pPr>
+      <w:r>
+        <w:rPr>
+          <w:b/>
+          <w:bCs/>
+          <w:highlight w:val="yellow"/>
+        </w:rPr>
+        <w:t xml:space="preserve">Modifica suggerita per la </w:t>
+      </w:r>
+      <w:proofErr w:type="spellStart"/>
+      <w:r>
+        <w:rPr>
+          <w:b/>
+          <w:bCs/>
+          <w:highlight w:val="yellow"/>
+        </w:rPr>
+        <w:t>query</w:t>
+      </w:r>
+      <w:proofErr w:type="spellEnd"/>
+      <w:r>
+        <w:rPr>
+          <w:b/>
+          <w:bCs/>
+          <w:highlight w:val="yellow"/>
+        </w:rPr>
+        <w:t xml:space="preserve"> in </w:t>
+      </w:r>
+      <w:proofErr w:type="spellStart"/>
+      <w:r>
+        <w:rPr>
+          <w:rStyle w:val="CodiceHTML"/>
+          <w:b/>
+          <w:bCs/>
+          <w:highlight w:val="yellow"/>
+        </w:rPr>
+        <w:t>ExistsUniqueKey</w:t>
+      </w:r>
+      <w:proofErr w:type="spellEnd"/>
+      <w:r>
+        <w:rPr>
+          <w:b/>
+          <w:bCs/>
+          <w:highlight w:val="yellow"/>
+        </w:rPr>
+        <w:t>:</w:t>
+      </w:r>
+    </w:p>
+    <w:p>
+      <w:pPr>
+        <w:spacing w:before="100" w:beforeAutospacing="1" w:after="100" w:afterAutospacing="1" w:line="240" w:lineRule="auto"/>
+        <w:outlineLvl w:val="1"/>
+        <w:rPr>
+          <w:rFonts w:ascii="Times New Roman" w:eastAsia="Times New Roman" w:hAnsi="Times New Roman" w:cs="Times New Roman"/>
+          <w:b/>
+          <w:bCs/>
+          <w:sz w:val="36"/>
+          <w:szCs w:val="36"/>
+          <w:lang w:eastAsia="it-IT"/>
+        </w:rPr>
+      </w:pPr>
+    </w:p>
+    <w:p>
+      <w:pPr>
+        <w:spacing w:before="100" w:beforeAutospacing="1" w:after="100" w:afterAutospacing="1" w:line="240" w:lineRule="auto"/>
+        <w:outlineLvl w:val="1"/>
+        <w:rPr>
+          <w:rFonts w:ascii="Times New Roman" w:eastAsia="Times New Roman" w:hAnsi="Times New Roman" w:cs="Times New Roman"/>
+          <w:b/>
+          <w:bCs/>
+          <w:sz w:val="36"/>
+          <w:szCs w:val="36"/>
+          <w:lang w:eastAsia="it-IT"/>
+        </w:rPr>
+      </w:pPr>
+    </w:p>
+    <w:p>
+      <w:pPr>
         <w:spacing w:before="100" w:beforeAutospacing="1" w:after="100" w:afterAutospacing="1" w:line="240" w:lineRule="auto"/>
         <w:outlineLvl w:val="1"/>
         <w:rPr>
@@ -501,7 +1939,6 @@
           <w:szCs w:val="24"/>
           <w:lang w:eastAsia="it-IT"/>
         </w:rPr>
-        <w:lastRenderedPageBreak/>
         <w:t>Il documento è pensato per essere consegnato a uno sviluppatore junior o a un nuovo membro del team.</w:t>
       </w:r>
     </w:p>
@@ -700,6 +2137,7 @@
           <w:szCs w:val="24"/>
           <w:lang w:eastAsia="it-IT"/>
         </w:rPr>
+        <w:lastRenderedPageBreak/>
         <w:t>IdMandatario</w:t>
       </w:r>
       <w:proofErr w:type="spellEnd"/>
@@ -999,25 +2437,14 @@
           <w:lang w:eastAsia="it-IT"/>
         </w:rPr>
       </w:pPr>
-      <w:proofErr w:type="spellStart"/>
-      <w:r>
-        <w:rPr>
-          <w:rFonts w:ascii="Times New Roman" w:eastAsia="Times New Roman" w:hAnsi="Times New Roman" w:cs="Times New Roman"/>
-          <w:sz w:val="24"/>
-          <w:szCs w:val="24"/>
-          <w:lang w:eastAsia="it-IT"/>
-        </w:rPr>
-        <w:t>IdProspettoCobral</w:t>
-      </w:r>
-      <w:proofErr w:type="spellEnd"/>
-      <w:r>
-        <w:rPr>
-          <w:rFonts w:ascii="Times New Roman" w:eastAsia="Times New Roman" w:hAnsi="Times New Roman" w:cs="Times New Roman"/>
-          <w:sz w:val="24"/>
-          <w:szCs w:val="24"/>
-          <w:lang w:eastAsia="it-IT"/>
-        </w:rPr>
-        <w:t xml:space="preserve"> (PK)</w:t>
+      <w:r>
+        <w:rPr>
+          <w:rFonts w:ascii="Times New Roman" w:eastAsia="Times New Roman" w:hAnsi="Times New Roman" w:cs="Times New Roman"/>
+          <w:sz w:val="24"/>
+          <w:szCs w:val="24"/>
+          <w:lang w:eastAsia="it-IT"/>
+        </w:rPr>
+        <w:t>IdProspettoCobral (PK)</w:t>
       </w:r>
     </w:p>
     <w:p>
@@ -1101,21 +2528,8 @@
           <w:szCs w:val="27"/>
           <w:lang w:eastAsia="it-IT"/>
         </w:rPr>
-        <w:t xml:space="preserve">2.3 </w:t>
-      </w:r>
-      <w:proofErr w:type="spellStart"/>
-      <w:r>
-        <w:rPr>
-          <w:rFonts w:ascii="Times New Roman" w:eastAsia="Times New Roman" w:hAnsi="Times New Roman" w:cs="Times New Roman"/>
-          <w:b/>
-          <w:bCs/>
-          <w:sz w:val="27"/>
-          <w:szCs w:val="27"/>
-          <w:lang w:eastAsia="it-IT"/>
-        </w:rPr>
-        <w:t>FileImportato</w:t>
-      </w:r>
-      <w:proofErr w:type="spellEnd"/>
+        <w:t>2.3 FileImportato</w:t>
+      </w:r>
     </w:p>
     <w:p>
       <w:pPr>
@@ -1377,7 +2791,6 @@
           <w:szCs w:val="24"/>
           <w:lang w:eastAsia="it-IT"/>
         </w:rPr>
-        <w:lastRenderedPageBreak/>
         <w:t>Esempio:</w:t>
       </w:r>
     </w:p>
@@ -1633,6 +3046,7 @@
           <w:szCs w:val="24"/>
           <w:lang w:eastAsia="it-IT"/>
         </w:rPr>
+        <w:lastRenderedPageBreak/>
         <w:t>Campo BIT che indica lo stato della riga.</w:t>
       </w:r>
     </w:p>
@@ -2523,7 +3937,6 @@
           <w:szCs w:val="24"/>
           <w:lang w:eastAsia="it-IT"/>
         </w:rPr>
-        <w:lastRenderedPageBreak/>
         <w:t xml:space="preserve">Selezionare solo le righe con </w:t>
       </w:r>
       <w:proofErr w:type="spellStart"/>
@@ -2905,6 +4318,7 @@
           <w:szCs w:val="20"/>
           <w:lang w:eastAsia="it-IT"/>
         </w:rPr>
+        <w:lastRenderedPageBreak/>
         <w:t xml:space="preserve">                      ↓</w:t>
       </w:r>
     </w:p>
@@ -4106,7 +5520,6 @@
           <w:lang w:eastAsia="it-IT"/>
         </w:rPr>
       </w:pPr>
-      <w:proofErr w:type="spellStart"/>
       <w:r>
         <w:rPr>
           <w:rFonts w:ascii="Times New Roman" w:eastAsia="Times New Roman" w:hAnsi="Times New Roman" w:cs="Times New Roman"/>
@@ -4118,7 +5531,6 @@
         </w:rPr>
         <w:t>FileImportato</w:t>
       </w:r>
-      <w:proofErr w:type="spellEnd"/>
     </w:p>
     <w:p>
       <w:pPr>
@@ -4201,7 +5613,6 @@
           <w:szCs w:val="27"/>
           <w:lang w:eastAsia="it-IT"/>
         </w:rPr>
-        <w:lastRenderedPageBreak/>
         <w:t>MandatariClienti</w:t>
       </w:r>
       <w:proofErr w:type="spellEnd"/>
@@ -4801,6 +6212,119 @@
     </w:lvl>
   </w:abstractNum>
   <w:abstractNum w:abstractNumId="2" w15:restartNumberingAfterBreak="0">
+    <w:nsid w:val="0B1B419A"/>
+    <w:multiLevelType w:val="multilevel"/>
+    <w:tmpl w:val="F3DA9D7C"/>
+    <w:lvl w:ilvl="0">
+      <w:start w:val="1"/>
+      <w:numFmt w:val="decimal"/>
+      <w:lvlText w:val="%1."/>
+      <w:lvlJc w:val="left"/>
+      <w:pPr>
+        <w:tabs>
+          <w:tab w:val="num" w:pos="720"/>
+        </w:tabs>
+        <w:ind w:left="720" w:hanging="360"/>
+      </w:pPr>
+    </w:lvl>
+    <w:lvl w:ilvl="1" w:tentative="1">
+      <w:start w:val="1"/>
+      <w:numFmt w:val="decimal"/>
+      <w:lvlText w:val="%2."/>
+      <w:lvlJc w:val="left"/>
+      <w:pPr>
+        <w:tabs>
+          <w:tab w:val="num" w:pos="1440"/>
+        </w:tabs>
+        <w:ind w:left="1440" w:hanging="360"/>
+      </w:pPr>
+    </w:lvl>
+    <w:lvl w:ilvl="2" w:tentative="1">
+      <w:start w:val="1"/>
+      <w:numFmt w:val="decimal"/>
+      <w:lvlText w:val="%3."/>
+      <w:lvlJc w:val="left"/>
+      <w:pPr>
+        <w:tabs>
+          <w:tab w:val="num" w:pos="2160"/>
+        </w:tabs>
+        <w:ind w:left="2160" w:hanging="360"/>
+      </w:pPr>
+    </w:lvl>
+    <w:lvl w:ilvl="3" w:tentative="1">
+      <w:start w:val="1"/>
+      <w:numFmt w:val="decimal"/>
+      <w:lvlText w:val="%4."/>
+      <w:lvlJc w:val="left"/>
+      <w:pPr>
+        <w:tabs>
+          <w:tab w:val="num" w:pos="2880"/>
+        </w:tabs>
+        <w:ind w:left="2880" w:hanging="360"/>
+      </w:pPr>
+    </w:lvl>
+    <w:lvl w:ilvl="4" w:tentative="1">
+      <w:start w:val="1"/>
+      <w:numFmt w:val="decimal"/>
+      <w:lvlText w:val="%5."/>
+      <w:lvlJc w:val="left"/>
+      <w:pPr>
+        <w:tabs>
+          <w:tab w:val="num" w:pos="3600"/>
+        </w:tabs>
+        <w:ind w:left="3600" w:hanging="360"/>
+      </w:pPr>
+    </w:lvl>
+    <w:lvl w:ilvl="5" w:tentative="1">
+      <w:start w:val="1"/>
+      <w:numFmt w:val="decimal"/>
+      <w:lvlText w:val="%6."/>
+      <w:lvlJc w:val="left"/>
+      <w:pPr>
+        <w:tabs>
+          <w:tab w:val="num" w:pos="4320"/>
+        </w:tabs>
+        <w:ind w:left="4320" w:hanging="360"/>
+      </w:pPr>
+    </w:lvl>
+    <w:lvl w:ilvl="6" w:tentative="1">
+      <w:start w:val="1"/>
+      <w:numFmt w:val="decimal"/>
+      <w:lvlText w:val="%7."/>
+      <w:lvlJc w:val="left"/>
+      <w:pPr>
+        <w:tabs>
+          <w:tab w:val="num" w:pos="5040"/>
+        </w:tabs>
+        <w:ind w:left="5040" w:hanging="360"/>
+      </w:pPr>
+    </w:lvl>
+    <w:lvl w:ilvl="7" w:tentative="1">
+      <w:start w:val="1"/>
+      <w:numFmt w:val="decimal"/>
+      <w:lvlText w:val="%8."/>
+      <w:lvlJc w:val="left"/>
+      <w:pPr>
+        <w:tabs>
+          <w:tab w:val="num" w:pos="5760"/>
+        </w:tabs>
+        <w:ind w:left="5760" w:hanging="360"/>
+      </w:pPr>
+    </w:lvl>
+    <w:lvl w:ilvl="8" w:tentative="1">
+      <w:start w:val="1"/>
+      <w:numFmt w:val="decimal"/>
+      <w:lvlText w:val="%9."/>
+      <w:lvlJc w:val="left"/>
+      <w:pPr>
+        <w:tabs>
+          <w:tab w:val="num" w:pos="6480"/>
+        </w:tabs>
+        <w:ind w:left="6480" w:hanging="360"/>
+      </w:pPr>
+    </w:lvl>
+  </w:abstractNum>
+  <w:abstractNum w:abstractNumId="3" w15:restartNumberingAfterBreak="0">
     <w:nsid w:val="23693B2E"/>
     <w:multiLevelType w:val="multilevel"/>
     <w:tmpl w:val="04BCD9BE"/>
@@ -4949,7 +6473,7 @@
       </w:rPr>
     </w:lvl>
   </w:abstractNum>
-  <w:abstractNum w:abstractNumId="3" w15:restartNumberingAfterBreak="0">
+  <w:abstractNum w:abstractNumId="4" w15:restartNumberingAfterBreak="0">
     <w:nsid w:val="239C546C"/>
     <w:multiLevelType w:val="multilevel"/>
     <w:tmpl w:val="172085B4"/>
@@ -5098,7 +6622,7 @@
       </w:rPr>
     </w:lvl>
   </w:abstractNum>
-  <w:abstractNum w:abstractNumId="4" w15:restartNumberingAfterBreak="0">
+  <w:abstractNum w:abstractNumId="5" w15:restartNumberingAfterBreak="0">
     <w:nsid w:val="240E5895"/>
     <w:multiLevelType w:val="multilevel"/>
     <w:tmpl w:val="2DCC797A"/>
@@ -5247,7 +6771,156 @@
       </w:rPr>
     </w:lvl>
   </w:abstractNum>
-  <w:abstractNum w:abstractNumId="5" w15:restartNumberingAfterBreak="0">
+  <w:abstractNum w:abstractNumId="6" w15:restartNumberingAfterBreak="0">
+    <w:nsid w:val="276338D4"/>
+    <w:multiLevelType w:val="multilevel"/>
+    <w:tmpl w:val="B7584FE0"/>
+    <w:lvl w:ilvl="0">
+      <w:start w:val="1"/>
+      <w:numFmt w:val="bullet"/>
+      <w:lvlText w:val=""/>
+      <w:lvlJc w:val="left"/>
+      <w:pPr>
+        <w:tabs>
+          <w:tab w:val="num" w:pos="720"/>
+        </w:tabs>
+        <w:ind w:left="720" w:hanging="360"/>
+      </w:pPr>
+      <w:rPr>
+        <w:rFonts w:ascii="Symbol" w:hAnsi="Symbol" w:hint="default"/>
+        <w:sz w:val="20"/>
+      </w:rPr>
+    </w:lvl>
+    <w:lvl w:ilvl="1" w:tentative="1">
+      <w:start w:val="1"/>
+      <w:numFmt w:val="bullet"/>
+      <w:lvlText w:val="o"/>
+      <w:lvlJc w:val="left"/>
+      <w:pPr>
+        <w:tabs>
+          <w:tab w:val="num" w:pos="1440"/>
+        </w:tabs>
+        <w:ind w:left="1440" w:hanging="360"/>
+      </w:pPr>
+      <w:rPr>
+        <w:rFonts w:ascii="Courier New" w:hAnsi="Courier New" w:hint="default"/>
+        <w:sz w:val="20"/>
+      </w:rPr>
+    </w:lvl>
+    <w:lvl w:ilvl="2" w:tentative="1">
+      <w:start w:val="1"/>
+      <w:numFmt w:val="bullet"/>
+      <w:lvlText w:val=""/>
+      <w:lvlJc w:val="left"/>
+      <w:pPr>
+        <w:tabs>
+          <w:tab w:val="num" w:pos="2160"/>
+        </w:tabs>
+        <w:ind w:left="2160" w:hanging="360"/>
+      </w:pPr>
+      <w:rPr>
+        <w:rFonts w:ascii="Wingdings" w:hAnsi="Wingdings" w:hint="default"/>
+        <w:sz w:val="20"/>
+      </w:rPr>
+    </w:lvl>
+    <w:lvl w:ilvl="3" w:tentative="1">
+      <w:start w:val="1"/>
+      <w:numFmt w:val="bullet"/>
+      <w:lvlText w:val=""/>
+      <w:lvlJc w:val="left"/>
+      <w:pPr>
+        <w:tabs>
+          <w:tab w:val="num" w:pos="2880"/>
+        </w:tabs>
+        <w:ind w:left="2880" w:hanging="360"/>
+      </w:pPr>
+      <w:rPr>
+        <w:rFonts w:ascii="Wingdings" w:hAnsi="Wingdings" w:hint="default"/>
+        <w:sz w:val="20"/>
+      </w:rPr>
+    </w:lvl>
+    <w:lvl w:ilvl="4" w:tentative="1">
+      <w:start w:val="1"/>
+      <w:numFmt w:val="bullet"/>
+      <w:lvlText w:val=""/>
+      <w:lvlJc w:val="left"/>
+      <w:pPr>
+        <w:tabs>
+          <w:tab w:val="num" w:pos="3600"/>
+        </w:tabs>
+        <w:ind w:left="3600" w:hanging="360"/>
+      </w:pPr>
+      <w:rPr>
+        <w:rFonts w:ascii="Wingdings" w:hAnsi="Wingdings" w:hint="default"/>
+        <w:sz w:val="20"/>
+      </w:rPr>
+    </w:lvl>
+    <w:lvl w:ilvl="5" w:tentative="1">
+      <w:start w:val="1"/>
+      <w:numFmt w:val="bullet"/>
+      <w:lvlText w:val=""/>
+      <w:lvlJc w:val="left"/>
+      <w:pPr>
+        <w:tabs>
+          <w:tab w:val="num" w:pos="4320"/>
+        </w:tabs>
+        <w:ind w:left="4320" w:hanging="360"/>
+      </w:pPr>
+      <w:rPr>
+        <w:rFonts w:ascii="Wingdings" w:hAnsi="Wingdings" w:hint="default"/>
+        <w:sz w:val="20"/>
+      </w:rPr>
+    </w:lvl>
+    <w:lvl w:ilvl="6" w:tentative="1">
+      <w:start w:val="1"/>
+      <w:numFmt w:val="bullet"/>
+      <w:lvlText w:val=""/>
+      <w:lvlJc w:val="left"/>
+      <w:pPr>
+        <w:tabs>
+          <w:tab w:val="num" w:pos="5040"/>
+        </w:tabs>
+        <w:ind w:left="5040" w:hanging="360"/>
+      </w:pPr>
+      <w:rPr>
+        <w:rFonts w:ascii="Wingdings" w:hAnsi="Wingdings" w:hint="default"/>
+        <w:sz w:val="20"/>
+      </w:rPr>
+    </w:lvl>
+    <w:lvl w:ilvl="7" w:tentative="1">
+      <w:start w:val="1"/>
+      <w:numFmt w:val="bullet"/>
+      <w:lvlText w:val=""/>
+      <w:lvlJc w:val="left"/>
+      <w:pPr>
+        <w:tabs>
+          <w:tab w:val="num" w:pos="5760"/>
+        </w:tabs>
+        <w:ind w:left="5760" w:hanging="360"/>
+      </w:pPr>
+      <w:rPr>
+        <w:rFonts w:ascii="Wingdings" w:hAnsi="Wingdings" w:hint="default"/>
+        <w:sz w:val="20"/>
+      </w:rPr>
+    </w:lvl>
+    <w:lvl w:ilvl="8" w:tentative="1">
+      <w:start w:val="1"/>
+      <w:numFmt w:val="bullet"/>
+      <w:lvlText w:val=""/>
+      <w:lvlJc w:val="left"/>
+      <w:pPr>
+        <w:tabs>
+          <w:tab w:val="num" w:pos="6480"/>
+        </w:tabs>
+        <w:ind w:left="6480" w:hanging="360"/>
+      </w:pPr>
+      <w:rPr>
+        <w:rFonts w:ascii="Wingdings" w:hAnsi="Wingdings" w:hint="default"/>
+        <w:sz w:val="20"/>
+      </w:rPr>
+    </w:lvl>
+  </w:abstractNum>
+  <w:abstractNum w:abstractNumId="7" w15:restartNumberingAfterBreak="0">
     <w:nsid w:val="44B92D87"/>
     <w:multiLevelType w:val="multilevel"/>
     <w:tmpl w:val="7D5820D2"/>
@@ -5396,7 +7069,156 @@
       </w:rPr>
     </w:lvl>
   </w:abstractNum>
-  <w:abstractNum w:abstractNumId="6" w15:restartNumberingAfterBreak="0">
+  <w:abstractNum w:abstractNumId="8" w15:restartNumberingAfterBreak="0">
+    <w:nsid w:val="56F12B2C"/>
+    <w:multiLevelType w:val="multilevel"/>
+    <w:tmpl w:val="E126FE92"/>
+    <w:lvl w:ilvl="0">
+      <w:start w:val="1"/>
+      <w:numFmt w:val="bullet"/>
+      <w:lvlText w:val=""/>
+      <w:lvlJc w:val="left"/>
+      <w:pPr>
+        <w:tabs>
+          <w:tab w:val="num" w:pos="720"/>
+        </w:tabs>
+        <w:ind w:left="720" w:hanging="360"/>
+      </w:pPr>
+      <w:rPr>
+        <w:rFonts w:ascii="Symbol" w:hAnsi="Symbol" w:hint="default"/>
+        <w:sz w:val="20"/>
+      </w:rPr>
+    </w:lvl>
+    <w:lvl w:ilvl="1" w:tentative="1">
+      <w:start w:val="1"/>
+      <w:numFmt w:val="bullet"/>
+      <w:lvlText w:val="o"/>
+      <w:lvlJc w:val="left"/>
+      <w:pPr>
+        <w:tabs>
+          <w:tab w:val="num" w:pos="1440"/>
+        </w:tabs>
+        <w:ind w:left="1440" w:hanging="360"/>
+      </w:pPr>
+      <w:rPr>
+        <w:rFonts w:ascii="Courier New" w:hAnsi="Courier New" w:hint="default"/>
+        <w:sz w:val="20"/>
+      </w:rPr>
+    </w:lvl>
+    <w:lvl w:ilvl="2" w:tentative="1">
+      <w:start w:val="1"/>
+      <w:numFmt w:val="bullet"/>
+      <w:lvlText w:val=""/>
+      <w:lvlJc w:val="left"/>
+      <w:pPr>
+        <w:tabs>
+          <w:tab w:val="num" w:pos="2160"/>
+        </w:tabs>
+        <w:ind w:left="2160" w:hanging="360"/>
+      </w:pPr>
+      <w:rPr>
+        <w:rFonts w:ascii="Wingdings" w:hAnsi="Wingdings" w:hint="default"/>
+        <w:sz w:val="20"/>
+      </w:rPr>
+    </w:lvl>
+    <w:lvl w:ilvl="3" w:tentative="1">
+      <w:start w:val="1"/>
+      <w:numFmt w:val="bullet"/>
+      <w:lvlText w:val=""/>
+      <w:lvlJc w:val="left"/>
+      <w:pPr>
+        <w:tabs>
+          <w:tab w:val="num" w:pos="2880"/>
+        </w:tabs>
+        <w:ind w:left="2880" w:hanging="360"/>
+      </w:pPr>
+      <w:rPr>
+        <w:rFonts w:ascii="Wingdings" w:hAnsi="Wingdings" w:hint="default"/>
+        <w:sz w:val="20"/>
+      </w:rPr>
+    </w:lvl>
+    <w:lvl w:ilvl="4" w:tentative="1">
+      <w:start w:val="1"/>
+      <w:numFmt w:val="bullet"/>
+      <w:lvlText w:val=""/>
+      <w:lvlJc w:val="left"/>
+      <w:pPr>
+        <w:tabs>
+          <w:tab w:val="num" w:pos="3600"/>
+        </w:tabs>
+        <w:ind w:left="3600" w:hanging="360"/>
+      </w:pPr>
+      <w:rPr>
+        <w:rFonts w:ascii="Wingdings" w:hAnsi="Wingdings" w:hint="default"/>
+        <w:sz w:val="20"/>
+      </w:rPr>
+    </w:lvl>
+    <w:lvl w:ilvl="5" w:tentative="1">
+      <w:start w:val="1"/>
+      <w:numFmt w:val="bullet"/>
+      <w:lvlText w:val=""/>
+      <w:lvlJc w:val="left"/>
+      <w:pPr>
+        <w:tabs>
+          <w:tab w:val="num" w:pos="4320"/>
+        </w:tabs>
+        <w:ind w:left="4320" w:hanging="360"/>
+      </w:pPr>
+      <w:rPr>
+        <w:rFonts w:ascii="Wingdings" w:hAnsi="Wingdings" w:hint="default"/>
+        <w:sz w:val="20"/>
+      </w:rPr>
+    </w:lvl>
+    <w:lvl w:ilvl="6" w:tentative="1">
+      <w:start w:val="1"/>
+      <w:numFmt w:val="bullet"/>
+      <w:lvlText w:val=""/>
+      <w:lvlJc w:val="left"/>
+      <w:pPr>
+        <w:tabs>
+          <w:tab w:val="num" w:pos="5040"/>
+        </w:tabs>
+        <w:ind w:left="5040" w:hanging="360"/>
+      </w:pPr>
+      <w:rPr>
+        <w:rFonts w:ascii="Wingdings" w:hAnsi="Wingdings" w:hint="default"/>
+        <w:sz w:val="20"/>
+      </w:rPr>
+    </w:lvl>
+    <w:lvl w:ilvl="7" w:tentative="1">
+      <w:start w:val="1"/>
+      <w:numFmt w:val="bullet"/>
+      <w:lvlText w:val=""/>
+      <w:lvlJc w:val="left"/>
+      <w:pPr>
+        <w:tabs>
+          <w:tab w:val="num" w:pos="5760"/>
+        </w:tabs>
+        <w:ind w:left="5760" w:hanging="360"/>
+      </w:pPr>
+      <w:rPr>
+        <w:rFonts w:ascii="Wingdings" w:hAnsi="Wingdings" w:hint="default"/>
+        <w:sz w:val="20"/>
+      </w:rPr>
+    </w:lvl>
+    <w:lvl w:ilvl="8" w:tentative="1">
+      <w:start w:val="1"/>
+      <w:numFmt w:val="bullet"/>
+      <w:lvlText w:val=""/>
+      <w:lvlJc w:val="left"/>
+      <w:pPr>
+        <w:tabs>
+          <w:tab w:val="num" w:pos="6480"/>
+        </w:tabs>
+        <w:ind w:left="6480" w:hanging="360"/>
+      </w:pPr>
+      <w:rPr>
+        <w:rFonts w:ascii="Wingdings" w:hAnsi="Wingdings" w:hint="default"/>
+        <w:sz w:val="20"/>
+      </w:rPr>
+    </w:lvl>
+  </w:abstractNum>
+  <w:abstractNum w:abstractNumId="9" w15:restartNumberingAfterBreak="0">
     <w:nsid w:val="5D3F03D2"/>
     <w:multiLevelType w:val="multilevel"/>
     <w:tmpl w:val="8F3EE894"/>
@@ -5545,7 +7367,156 @@
       </w:rPr>
     </w:lvl>
   </w:abstractNum>
-  <w:abstractNum w:abstractNumId="7" w15:restartNumberingAfterBreak="0">
+  <w:abstractNum w:abstractNumId="10" w15:restartNumberingAfterBreak="0">
+    <w:nsid w:val="5F115C68"/>
+    <w:multiLevelType w:val="multilevel"/>
+    <w:tmpl w:val="8FDC70A6"/>
+    <w:lvl w:ilvl="0">
+      <w:start w:val="1"/>
+      <w:numFmt w:val="bullet"/>
+      <w:lvlText w:val=""/>
+      <w:lvlJc w:val="left"/>
+      <w:pPr>
+        <w:tabs>
+          <w:tab w:val="num" w:pos="720"/>
+        </w:tabs>
+        <w:ind w:left="720" w:hanging="360"/>
+      </w:pPr>
+      <w:rPr>
+        <w:rFonts w:ascii="Symbol" w:hAnsi="Symbol" w:hint="default"/>
+        <w:sz w:val="20"/>
+      </w:rPr>
+    </w:lvl>
+    <w:lvl w:ilvl="1" w:tentative="1">
+      <w:start w:val="1"/>
+      <w:numFmt w:val="bullet"/>
+      <w:lvlText w:val="o"/>
+      <w:lvlJc w:val="left"/>
+      <w:pPr>
+        <w:tabs>
+          <w:tab w:val="num" w:pos="1440"/>
+        </w:tabs>
+        <w:ind w:left="1440" w:hanging="360"/>
+      </w:pPr>
+      <w:rPr>
+        <w:rFonts w:ascii="Courier New" w:hAnsi="Courier New" w:hint="default"/>
+        <w:sz w:val="20"/>
+      </w:rPr>
+    </w:lvl>
+    <w:lvl w:ilvl="2" w:tentative="1">
+      <w:start w:val="1"/>
+      <w:numFmt w:val="bullet"/>
+      <w:lvlText w:val=""/>
+      <w:lvlJc w:val="left"/>
+      <w:pPr>
+        <w:tabs>
+          <w:tab w:val="num" w:pos="2160"/>
+        </w:tabs>
+        <w:ind w:left="2160" w:hanging="360"/>
+      </w:pPr>
+      <w:rPr>
+        <w:rFonts w:ascii="Wingdings" w:hAnsi="Wingdings" w:hint="default"/>
+        <w:sz w:val="20"/>
+      </w:rPr>
+    </w:lvl>
+    <w:lvl w:ilvl="3" w:tentative="1">
+      <w:start w:val="1"/>
+      <w:numFmt w:val="bullet"/>
+      <w:lvlText w:val=""/>
+      <w:lvlJc w:val="left"/>
+      <w:pPr>
+        <w:tabs>
+          <w:tab w:val="num" w:pos="2880"/>
+        </w:tabs>
+        <w:ind w:left="2880" w:hanging="360"/>
+      </w:pPr>
+      <w:rPr>
+        <w:rFonts w:ascii="Wingdings" w:hAnsi="Wingdings" w:hint="default"/>
+        <w:sz w:val="20"/>
+      </w:rPr>
+    </w:lvl>
+    <w:lvl w:ilvl="4" w:tentative="1">
+      <w:start w:val="1"/>
+      <w:numFmt w:val="bullet"/>
+      <w:lvlText w:val=""/>
+      <w:lvlJc w:val="left"/>
+      <w:pPr>
+        <w:tabs>
+          <w:tab w:val="num" w:pos="3600"/>
+        </w:tabs>
+        <w:ind w:left="3600" w:hanging="360"/>
+      </w:pPr>
+      <w:rPr>
+        <w:rFonts w:ascii="Wingdings" w:hAnsi="Wingdings" w:hint="default"/>
+        <w:sz w:val="20"/>
+      </w:rPr>
+    </w:lvl>
+    <w:lvl w:ilvl="5" w:tentative="1">
+      <w:start w:val="1"/>
+      <w:numFmt w:val="bullet"/>
+      <w:lvlText w:val=""/>
+      <w:lvlJc w:val="left"/>
+      <w:pPr>
+        <w:tabs>
+          <w:tab w:val="num" w:pos="4320"/>
+        </w:tabs>
+        <w:ind w:left="4320" w:hanging="360"/>
+      </w:pPr>
+      <w:rPr>
+        <w:rFonts w:ascii="Wingdings" w:hAnsi="Wingdings" w:hint="default"/>
+        <w:sz w:val="20"/>
+      </w:rPr>
+    </w:lvl>
+    <w:lvl w:ilvl="6" w:tentative="1">
+      <w:start w:val="1"/>
+      <w:numFmt w:val="bullet"/>
+      <w:lvlText w:val=""/>
+      <w:lvlJc w:val="left"/>
+      <w:pPr>
+        <w:tabs>
+          <w:tab w:val="num" w:pos="5040"/>
+        </w:tabs>
+        <w:ind w:left="5040" w:hanging="360"/>
+      </w:pPr>
+      <w:rPr>
+        <w:rFonts w:ascii="Wingdings" w:hAnsi="Wingdings" w:hint="default"/>
+        <w:sz w:val="20"/>
+      </w:rPr>
+    </w:lvl>
+    <w:lvl w:ilvl="7" w:tentative="1">
+      <w:start w:val="1"/>
+      <w:numFmt w:val="bullet"/>
+      <w:lvlText w:val=""/>
+      <w:lvlJc w:val="left"/>
+      <w:pPr>
+        <w:tabs>
+          <w:tab w:val="num" w:pos="5760"/>
+        </w:tabs>
+        <w:ind w:left="5760" w:hanging="360"/>
+      </w:pPr>
+      <w:rPr>
+        <w:rFonts w:ascii="Wingdings" w:hAnsi="Wingdings" w:hint="default"/>
+        <w:sz w:val="20"/>
+      </w:rPr>
+    </w:lvl>
+    <w:lvl w:ilvl="8" w:tentative="1">
+      <w:start w:val="1"/>
+      <w:numFmt w:val="bullet"/>
+      <w:lvlText w:val=""/>
+      <w:lvlJc w:val="left"/>
+      <w:pPr>
+        <w:tabs>
+          <w:tab w:val="num" w:pos="6480"/>
+        </w:tabs>
+        <w:ind w:left="6480" w:hanging="360"/>
+      </w:pPr>
+      <w:rPr>
+        <w:rFonts w:ascii="Wingdings" w:hAnsi="Wingdings" w:hint="default"/>
+        <w:sz w:val="20"/>
+      </w:rPr>
+    </w:lvl>
+  </w:abstractNum>
+  <w:abstractNum w:abstractNumId="11" w15:restartNumberingAfterBreak="0">
     <w:nsid w:val="5FF17E15"/>
     <w:multiLevelType w:val="multilevel"/>
     <w:tmpl w:val="9350046E"/>
@@ -5694,7 +7665,7 @@
       </w:rPr>
     </w:lvl>
   </w:abstractNum>
-  <w:abstractNum w:abstractNumId="8" w15:restartNumberingAfterBreak="0">
+  <w:abstractNum w:abstractNumId="12" w15:restartNumberingAfterBreak="0">
     <w:nsid w:val="649C0028"/>
     <w:multiLevelType w:val="multilevel"/>
     <w:tmpl w:val="5D9A463C"/>
@@ -5843,7 +7814,7 @@
       </w:rPr>
     </w:lvl>
   </w:abstractNum>
-  <w:abstractNum w:abstractNumId="9" w15:restartNumberingAfterBreak="0">
+  <w:abstractNum w:abstractNumId="13" w15:restartNumberingAfterBreak="0">
     <w:nsid w:val="65A70C34"/>
     <w:multiLevelType w:val="multilevel"/>
     <w:tmpl w:val="C310F4E6"/>
@@ -5960,7 +7931,7 @@
       </w:pPr>
     </w:lvl>
   </w:abstractNum>
-  <w:abstractNum w:abstractNumId="10" w15:restartNumberingAfterBreak="0">
+  <w:abstractNum w:abstractNumId="14" w15:restartNumberingAfterBreak="0">
     <w:nsid w:val="67574B70"/>
     <w:multiLevelType w:val="multilevel"/>
     <w:tmpl w:val="78F0212E"/>
@@ -6073,7 +8044,7 @@
       </w:pPr>
     </w:lvl>
   </w:abstractNum>
-  <w:abstractNum w:abstractNumId="11" w15:restartNumberingAfterBreak="0">
+  <w:abstractNum w:abstractNumId="15" w15:restartNumberingAfterBreak="0">
     <w:nsid w:val="68251F8E"/>
     <w:multiLevelType w:val="multilevel"/>
     <w:tmpl w:val="93CA10EE"/>
@@ -6222,7 +8193,7 @@
       </w:rPr>
     </w:lvl>
   </w:abstractNum>
-  <w:abstractNum w:abstractNumId="12" w15:restartNumberingAfterBreak="0">
+  <w:abstractNum w:abstractNumId="16" w15:restartNumberingAfterBreak="0">
     <w:nsid w:val="685B25D7"/>
     <w:multiLevelType w:val="multilevel"/>
     <w:tmpl w:val="AC7C8D46"/>
@@ -6371,44 +8342,172 @@
       </w:rPr>
     </w:lvl>
   </w:abstractNum>
+  <w:abstractNum w:abstractNumId="17" w15:restartNumberingAfterBreak="0">
+    <w:nsid w:val="6A3A717E"/>
+    <w:multiLevelType w:val="multilevel"/>
+    <w:tmpl w:val="5F164A62"/>
+    <w:lvl w:ilvl="0">
+      <w:start w:val="1"/>
+      <w:numFmt w:val="decimal"/>
+      <w:lvlText w:val="%1."/>
+      <w:lvlJc w:val="left"/>
+      <w:pPr>
+        <w:tabs>
+          <w:tab w:val="num" w:pos="720"/>
+        </w:tabs>
+        <w:ind w:left="720" w:hanging="360"/>
+      </w:pPr>
+    </w:lvl>
+    <w:lvl w:ilvl="1" w:tentative="1">
+      <w:start w:val="1"/>
+      <w:numFmt w:val="decimal"/>
+      <w:lvlText w:val="%2."/>
+      <w:lvlJc w:val="left"/>
+      <w:pPr>
+        <w:tabs>
+          <w:tab w:val="num" w:pos="1440"/>
+        </w:tabs>
+        <w:ind w:left="1440" w:hanging="360"/>
+      </w:pPr>
+    </w:lvl>
+    <w:lvl w:ilvl="2" w:tentative="1">
+      <w:start w:val="1"/>
+      <w:numFmt w:val="decimal"/>
+      <w:lvlText w:val="%3."/>
+      <w:lvlJc w:val="left"/>
+      <w:pPr>
+        <w:tabs>
+          <w:tab w:val="num" w:pos="2160"/>
+        </w:tabs>
+        <w:ind w:left="2160" w:hanging="360"/>
+      </w:pPr>
+    </w:lvl>
+    <w:lvl w:ilvl="3" w:tentative="1">
+      <w:start w:val="1"/>
+      <w:numFmt w:val="decimal"/>
+      <w:lvlText w:val="%4."/>
+      <w:lvlJc w:val="left"/>
+      <w:pPr>
+        <w:tabs>
+          <w:tab w:val="num" w:pos="2880"/>
+        </w:tabs>
+        <w:ind w:left="2880" w:hanging="360"/>
+      </w:pPr>
+    </w:lvl>
+    <w:lvl w:ilvl="4" w:tentative="1">
+      <w:start w:val="1"/>
+      <w:numFmt w:val="decimal"/>
+      <w:lvlText w:val="%5."/>
+      <w:lvlJc w:val="left"/>
+      <w:pPr>
+        <w:tabs>
+          <w:tab w:val="num" w:pos="3600"/>
+        </w:tabs>
+        <w:ind w:left="3600" w:hanging="360"/>
+      </w:pPr>
+    </w:lvl>
+    <w:lvl w:ilvl="5" w:tentative="1">
+      <w:start w:val="1"/>
+      <w:numFmt w:val="decimal"/>
+      <w:lvlText w:val="%6."/>
+      <w:lvlJc w:val="left"/>
+      <w:pPr>
+        <w:tabs>
+          <w:tab w:val="num" w:pos="4320"/>
+        </w:tabs>
+        <w:ind w:left="4320" w:hanging="360"/>
+      </w:pPr>
+    </w:lvl>
+    <w:lvl w:ilvl="6" w:tentative="1">
+      <w:start w:val="1"/>
+      <w:numFmt w:val="decimal"/>
+      <w:lvlText w:val="%7."/>
+      <w:lvlJc w:val="left"/>
+      <w:pPr>
+        <w:tabs>
+          <w:tab w:val="num" w:pos="5040"/>
+        </w:tabs>
+        <w:ind w:left="5040" w:hanging="360"/>
+      </w:pPr>
+    </w:lvl>
+    <w:lvl w:ilvl="7" w:tentative="1">
+      <w:start w:val="1"/>
+      <w:numFmt w:val="decimal"/>
+      <w:lvlText w:val="%8."/>
+      <w:lvlJc w:val="left"/>
+      <w:pPr>
+        <w:tabs>
+          <w:tab w:val="num" w:pos="5760"/>
+        </w:tabs>
+        <w:ind w:left="5760" w:hanging="360"/>
+      </w:pPr>
+    </w:lvl>
+    <w:lvl w:ilvl="8" w:tentative="1">
+      <w:start w:val="1"/>
+      <w:numFmt w:val="decimal"/>
+      <w:lvlText w:val="%9."/>
+      <w:lvlJc w:val="left"/>
+      <w:pPr>
+        <w:tabs>
+          <w:tab w:val="num" w:pos="6480"/>
+        </w:tabs>
+        <w:ind w:left="6480" w:hanging="360"/>
+      </w:pPr>
+    </w:lvl>
+  </w:abstractNum>
   <w:num w:numId="1">
-    <w:abstractNumId w:val="4"/>
+    <w:abstractNumId w:val="5"/>
   </w:num>
   <w:num w:numId="2">
-    <w:abstractNumId w:val="8"/>
+    <w:abstractNumId w:val="12"/>
   </w:num>
   <w:num w:numId="3">
-    <w:abstractNumId w:val="11"/>
+    <w:abstractNumId w:val="15"/>
   </w:num>
   <w:num w:numId="4">
-    <w:abstractNumId w:val="6"/>
+    <w:abstractNumId w:val="9"/>
   </w:num>
   <w:num w:numId="5">
-    <w:abstractNumId w:val="5"/>
+    <w:abstractNumId w:val="7"/>
   </w:num>
   <w:num w:numId="6">
     <w:abstractNumId w:val="1"/>
   </w:num>
   <w:num w:numId="7">
-    <w:abstractNumId w:val="9"/>
+    <w:abstractNumId w:val="13"/>
   </w:num>
   <w:num w:numId="8">
-    <w:abstractNumId w:val="10"/>
+    <w:abstractNumId w:val="14"/>
   </w:num>
   <w:num w:numId="9">
-    <w:abstractNumId w:val="12"/>
+    <w:abstractNumId w:val="16"/>
   </w:num>
   <w:num w:numId="10">
-    <w:abstractNumId w:val="2"/>
+    <w:abstractNumId w:val="3"/>
   </w:num>
   <w:num w:numId="11">
     <w:abstractNumId w:val="0"/>
   </w:num>
   <w:num w:numId="12">
-    <w:abstractNumId w:val="7"/>
+    <w:abstractNumId w:val="11"/>
   </w:num>
   <w:num w:numId="13">
-    <w:abstractNumId w:val="3"/>
+    <w:abstractNumId w:val="4"/>
+  </w:num>
+  <w:num w:numId="14">
+    <w:abstractNumId w:val="6"/>
+  </w:num>
+  <w:num w:numId="15">
+    <w:abstractNumId w:val="17"/>
+  </w:num>
+  <w:num w:numId="16">
+    <w:abstractNumId w:val="8"/>
+  </w:num>
+  <w:num w:numId="17">
+    <w:abstractNumId w:val="10"/>
+  </w:num>
+  <w:num w:numId="18">
+    <w:abstractNumId w:val="2"/>
   </w:num>
 </w:numbering>
 </file>
